--- a/assets/templates_docx/Mod. Despacho 1.docx
+++ b/assets/templates_docx/Mod. Despacho 1.docx
@@ -99,20 +99,7 @@
           <w:lang w:eastAsia="pt-BR"/>
           <w14:ligatures w14:val="none"/>
         </w:rPr>
-        <w:t>&lt;</w:t>
-      </w:r>
-      <w:proofErr w:type="spellStart"/>
-      <w:r>
-        <w:rPr>
-          <w:rFonts w:ascii="Calibri" w:eastAsia="Times New Roman" w:hAnsi="Calibri" w:cs="Calibri"/>
-          <w:b/>
-          <w:bCs/>
-          <w:color w:val="000000"/>
-          <w:kern w:val="0"/>
-          <w:lang w:eastAsia="pt-BR"/>
-          <w14:ligatures w14:val="none"/>
-        </w:rPr>
-        <w:t>a</w:t>
+        <w:t>&lt;a</w:t>
       </w:r>
       <w:r>
         <w:rPr>
@@ -126,7 +113,6 @@
         </w:rPr>
         <w:t>rea_atribuicao</w:t>
       </w:r>
-      <w:proofErr w:type="spellEnd"/>
       <w:r>
         <w:rPr>
           <w:rFonts w:ascii="Calibri" w:eastAsia="Times New Roman" w:hAnsi="Calibri" w:cs="Calibri"/>
@@ -295,20 +281,7 @@
           <w:lang w:eastAsia="pt-BR"/>
           <w14:ligatures w14:val="none"/>
         </w:rPr>
-        <w:t>&lt;</w:t>
-      </w:r>
-      <w:proofErr w:type="spellStart"/>
-      <w:r>
-        <w:rPr>
-          <w:rFonts w:ascii="Calibri" w:eastAsia="Times New Roman" w:hAnsi="Calibri" w:cs="Calibri"/>
-          <w:b/>
-          <w:bCs/>
-          <w:color w:val="000000"/>
-          <w:kern w:val="0"/>
-          <w:lang w:eastAsia="pt-BR"/>
-          <w14:ligatures w14:val="none"/>
-        </w:rPr>
-        <w:t>a</w:t>
+        <w:t>&lt;a</w:t>
       </w:r>
       <w:r>
         <w:rPr>
@@ -322,7 +295,6 @@
         </w:rPr>
         <w:t>ssunto_re</w:t>
       </w:r>
-      <w:proofErr w:type="spellEnd"/>
       <w:r>
         <w:rPr>
           <w:rFonts w:ascii="Calibri" w:eastAsia="Times New Roman" w:hAnsi="Calibri" w:cs="Calibri"/>
@@ -519,29 +491,7 @@
           <w:lang w:eastAsia="pt-BR"/>
           <w14:ligatures w14:val="none"/>
         </w:rPr>
-        <w:t>&lt;</w:t>
-      </w:r>
-      <w:proofErr w:type="spellStart"/>
-      <w:r>
-        <w:rPr>
-          <w:rFonts w:ascii="Calibri" w:eastAsia="Times New Roman" w:hAnsi="Calibri" w:cs="Calibri"/>
-          <w:color w:val="000000"/>
-          <w:kern w:val="0"/>
-          <w:lang w:eastAsia="pt-BR"/>
-          <w14:ligatures w14:val="none"/>
-        </w:rPr>
-        <w:t>info_prévia</w:t>
-      </w:r>
-      <w:proofErr w:type="spellEnd"/>
-      <w:r>
-        <w:rPr>
-          <w:rFonts w:ascii="Calibri" w:eastAsia="Times New Roman" w:hAnsi="Calibri" w:cs="Calibri"/>
-          <w:color w:val="000000"/>
-          <w:kern w:val="0"/>
-          <w:lang w:eastAsia="pt-BR"/>
-          <w14:ligatures w14:val="none"/>
-        </w:rPr>
-        <w:t>&gt;</w:t>
+        <w:t>&lt;info_prévia&gt;</w:t>
       </w:r>
     </w:p>
     <w:p>
@@ -573,7 +523,6 @@
         </w:rPr>
         <w:t>&lt;</w:t>
       </w:r>
-      <w:proofErr w:type="spellStart"/>
       <w:r>
         <w:rPr>
           <w:rFonts w:ascii="Calibri" w:eastAsia="Times New Roman" w:hAnsi="Calibri" w:cs="Calibri"/>
@@ -584,7 +533,6 @@
         </w:rPr>
         <w:t>resumo_fato</w:t>
       </w:r>
-      <w:proofErr w:type="spellEnd"/>
       <w:r>
         <w:rPr>
           <w:rFonts w:ascii="Calibri" w:eastAsia="Times New Roman" w:hAnsi="Calibri" w:cs="Calibri"/>
@@ -623,54 +571,19 @@
           <w:lang w:eastAsia="pt-BR"/>
           <w14:ligatures w14:val="none"/>
         </w:rPr>
-        <w:t xml:space="preserve">De ordem, registre-se no </w:t>
-      </w:r>
-      <w:proofErr w:type="spellStart"/>
-      <w:r>
-        <w:rPr>
-          <w:rFonts w:ascii="Calibri" w:eastAsia="Times New Roman" w:hAnsi="Calibri" w:cs="Calibri"/>
-          <w:color w:val="000000"/>
-          <w:kern w:val="0"/>
-          <w:lang w:eastAsia="pt-BR"/>
-          <w14:ligatures w14:val="none"/>
-        </w:rPr>
-        <w:t>ePol</w:t>
-      </w:r>
-      <w:proofErr w:type="spellEnd"/>
-      <w:r>
-        <w:rPr>
-          <w:rFonts w:ascii="Calibri" w:eastAsia="Times New Roman" w:hAnsi="Calibri" w:cs="Calibri"/>
-          <w:color w:val="000000"/>
-          <w:kern w:val="0"/>
-          <w:lang w:eastAsia="pt-BR"/>
-          <w14:ligatures w14:val="none"/>
-        </w:rPr>
-        <w:t xml:space="preserve"> como </w:t>
-      </w:r>
-      <w:r>
-        <w:rPr>
-          <w:rFonts w:ascii="Calibri" w:eastAsia="Times New Roman" w:hAnsi="Calibri" w:cs="Calibri"/>
-          <w:b/>
-          <w:bCs/>
-          <w:color w:val="000000"/>
-          <w:kern w:val="0"/>
-          <w:lang w:eastAsia="pt-BR"/>
-          <w14:ligatures w14:val="none"/>
-        </w:rPr>
-        <w:t>&lt;</w:t>
-      </w:r>
-      <w:proofErr w:type="spellStart"/>
-      <w:r>
-        <w:rPr>
-          <w:rFonts w:ascii="Calibri" w:eastAsia="Times New Roman" w:hAnsi="Calibri" w:cs="Calibri"/>
-          <w:b/>
-          <w:bCs/>
-          <w:color w:val="000000"/>
-          <w:kern w:val="0"/>
-          <w:lang w:eastAsia="pt-BR"/>
-          <w14:ligatures w14:val="none"/>
-        </w:rPr>
-        <w:t>t</w:t>
+        <w:t>De ordem, registre-se no ePol como </w:t>
+      </w:r>
+      <w:r>
+        <w:rPr>
+          <w:rFonts w:ascii="Calibri" w:eastAsia="Times New Roman" w:hAnsi="Calibri" w:cs="Calibri"/>
+          <w:b/>
+          <w:bCs/>
+          <w:color w:val="000000"/>
+          <w:kern w:val="0"/>
+          <w:lang w:eastAsia="pt-BR"/>
+          <w14:ligatures w14:val="none"/>
+        </w:rPr>
+        <w:t>&lt;t</w:t>
       </w:r>
       <w:r>
         <w:rPr>
@@ -684,7 +597,6 @@
         </w:rPr>
         <w:t>ipo_a_autuar</w:t>
       </w:r>
-      <w:proofErr w:type="spellEnd"/>
       <w:r>
         <w:rPr>
           <w:rFonts w:ascii="Calibri" w:eastAsia="Times New Roman" w:hAnsi="Calibri" w:cs="Calibri"/>
@@ -745,18 +657,7 @@
           <w:lang w:eastAsia="pt-BR"/>
           <w14:ligatures w14:val="none"/>
         </w:rPr>
-        <w:t>&lt;</w:t>
-      </w:r>
-      <w:proofErr w:type="spellStart"/>
-      <w:r>
-        <w:rPr>
-          <w:rFonts w:ascii="Calibri" w:eastAsia="Times New Roman" w:hAnsi="Calibri" w:cs="Calibri"/>
-          <w:color w:val="000000"/>
-          <w:kern w:val="0"/>
-          <w:lang w:eastAsia="pt-BR"/>
-          <w14:ligatures w14:val="none"/>
-        </w:rPr>
-        <w:t>destina</w:t>
+        <w:t>&lt;destina</w:t>
       </w:r>
       <w:r>
         <w:rPr>
@@ -776,18 +677,7 @@
           <w:lang w:eastAsia="pt-BR"/>
           <w14:ligatures w14:val="none"/>
         </w:rPr>
-        <w:t>o</w:t>
-      </w:r>
-      <w:proofErr w:type="spellEnd"/>
-      <w:r>
-        <w:rPr>
-          <w:rFonts w:ascii="Calibri" w:eastAsia="Times New Roman" w:hAnsi="Calibri" w:cs="Calibri"/>
-          <w:color w:val="000000"/>
-          <w:kern w:val="0"/>
-          <w:lang w:eastAsia="pt-BR"/>
-          <w14:ligatures w14:val="none"/>
-        </w:rPr>
-        <w:t>&gt;</w:t>
+        <w:t>o&gt;</w:t>
       </w:r>
       <w:r>
         <w:rPr>
@@ -807,29 +697,7 @@
           <w:lang w:eastAsia="pt-BR"/>
           <w14:ligatures w14:val="none"/>
         </w:rPr>
-        <w:t>&lt;</w:t>
-      </w:r>
-      <w:proofErr w:type="spellStart"/>
-      <w:r>
-        <w:rPr>
-          <w:rFonts w:ascii="Calibri" w:eastAsia="Times New Roman" w:hAnsi="Calibri" w:cs="Calibri"/>
-          <w:color w:val="000000"/>
-          <w:kern w:val="0"/>
-          <w:lang w:eastAsia="pt-BR"/>
-          <w14:ligatures w14:val="none"/>
-        </w:rPr>
-        <w:t>medida_inicial</w:t>
-      </w:r>
-      <w:proofErr w:type="spellEnd"/>
-      <w:r>
-        <w:rPr>
-          <w:rFonts w:ascii="Calibri" w:eastAsia="Times New Roman" w:hAnsi="Calibri" w:cs="Calibri"/>
-          <w:color w:val="000000"/>
-          <w:kern w:val="0"/>
-          <w:lang w:eastAsia="pt-BR"/>
-          <w14:ligatures w14:val="none"/>
-        </w:rPr>
-        <w:t>&gt;</w:t>
+        <w:t>&lt;medida_inicial&gt;</w:t>
       </w:r>
       <w:r>
         <w:rPr>
